--- a/outputs/human/product/brief/cartographic_professional/docx/dheeraj_chand_product_brief_cartographic_professional.docx
+++ b/outputs/human/product/brief/cartographic_professional/docx/dheeraj_chand_product_brief_cartographic_professional.docx
@@ -33,6 +33,19 @@
     <w:p>
       <w:r>
         <w:t>Product leader with 20+ years shipping data platforms. Managed an 11-person engineering team at Helm/Murmuration, setting technical direction for an enterprise data warehouse serving democratic electoral organizations.</w:t>
+      </w:r>
+    </w:p>
+    <w:p>
+      <w:pPr>
+        <w:pStyle w:val="Heading2"/>
+      </w:pPr>
+      <w:r>
+        <w:t>CORE COMPETENCIES</w:t>
+      </w:r>
+    </w:p>
+    <w:p>
+      <w:r>
+        <w:t>Programming and Development • Data Infrastructure • Machine Learning &amp; AI</w:t>
       </w:r>
     </w:p>
     <w:p>
@@ -159,6 +172,34 @@
     </w:p>
     <w:p>
       <w:pPr>
+        <w:pStyle w:val="Heading3"/>
+      </w:pPr>
+      <w:r>
+        <w:t>Research Director - PCCC (Washington, DC) | August 2011 - August 2012</w:t>
+      </w:r>
+    </w:p>
+    <w:p>
+      <w:r>
+        <w:t>Political Research &amp; Data Analysis</w:t>
+      </w:r>
+    </w:p>
+    <w:p>
+      <w:r>
+        <w:t xml:space="preserve">• Conceived and built FLEEM — a Twilio-based web application emulating a predictive dialer for regulated political surveys, handling </w:t>
+      </w:r>
+      <w:r>
+        <w:rPr>
+          <w:b/>
+          <w:color w:val="2C3E50"/>
+        </w:rPr>
+        <w:t>10,000</w:t>
+      </w:r>
+      <w:r>
+        <w:t>+ simultaneous calls</w:t>
+      </w:r>
+    </w:p>
+    <w:p>
+      <w:pPr>
         <w:pStyle w:val="Heading2"/>
       </w:pPr>
       <w:r>
@@ -179,16 +220,6 @@
       </w:r>
     </w:p>
     <w:p>
-      <w:r>
-        <w:t>Technologies: GeoDjango, PostGIS, AWS, Docker, React, Python, Redis, WebSockets</w:t>
-      </w:r>
-    </w:p>
-    <w:p>
-      <w:r>
-        <w:t>Impact: Reduced mapping costs by 73.5%, saving organizations $4.7M. Made redistricting analysis accessible to organizations that previously couldn't afford it.</w:t>
-      </w:r>
-    </w:p>
-    <w:p>
       <w:pPr>
         <w:pStyle w:val="Heading3"/>
       </w:pPr>
@@ -199,16 +230,6 @@
     <w:p>
       <w:r>
         <w:t>Open-source Python library powering all Siege Analytics workflows. 37 GeoDjango models for Census TIGER, NCES, NLRB, and Federal Judicial Districts. 9 population services for demographic analysis. PySpark/Apache Sedona distributed computing utilities. Includes geospatial computation functions that run inside Databricks without Apache Sedona or C library dependencies. Census API integration for ACS, Decennial, and PL 94-171 redistricting data. Hydra + Pydantic configuration system. 1,884+ tests. Dual-licensed AGPLv3/Commercial.</w:t>
-      </w:r>
-    </w:p>
-    <w:p>
-      <w:r>
-        <w:t>Technologies: Python, GeoDjango, PostGIS, PySpark, Apache Sedona, Databricks, Hydra, Pydantic, Snowflake, Census API</w:t>
-      </w:r>
-    </w:p>
-    <w:p>
-      <w:r>
-        <w:t>Impact: Foundation infrastructure for all Siege Analytics projects — every analysis pipeline and data product depends on it. Demonstrates commitment to open-source and rigorous engineering practices.</w:t>
       </w:r>
     </w:p>
     <w:p>
@@ -265,6 +286,29 @@
       </w:r>
       <w:r>
         <w:t xml:space="preserve"> improvement in conversion rates.</w:t>
+      </w:r>
+    </w:p>
+    <w:p>
+      <w:pPr>
+        <w:pStyle w:val="Heading2"/>
+      </w:pPr>
+      <w:r>
+        <w:t>TECHNICAL SKILLS</w:t>
+      </w:r>
+    </w:p>
+    <w:p>
+      <w:r>
+        <w:t>PROGRAMMING AND DEVELOPMENT Python, R, SQL/PostGIS, JavaScript, Java, Other Technologies</w:t>
+      </w:r>
+    </w:p>
+    <w:p>
+      <w:r>
+        <w:t>DATA INFRASTRUCTURE Processing, Pipelines, Storage, Streaming</w:t>
+      </w:r>
+    </w:p>
+    <w:p>
+      <w:r>
+        <w:t>MACHINE LEARNING &amp; AI ML Frameworks, Geospatial ML, Techniques, Validation</w:t>
       </w:r>
     </w:p>
     <w:p>
